--- a/docs/Colvio_Security_Audit.docx
+++ b/docs/Colvio_Security_Audit.docx
@@ -293,7 +293,7 @@
                 <w:sz w:val="22"/>
                 <w:szCs w:val="22"/>
               </w:rPr>
-              <w:t xml:space="preserve">3,741</w:t>
+              <w:t xml:space="preserve">3,758</w:t>
             </w:r>
           </w:p>
         </w:tc>

--- a/docs/Colvio_Security_Audit.docx
+++ b/docs/Colvio_Security_Audit.docx
@@ -99,7 +99,7 @@
           <w:sz w:val="22"/>
           <w:szCs w:val="22"/>
         </w:rPr>
-        <w:t xml:space="preserve">Version 1.5 — March 2026</w:t>
+        <w:t xml:space="preserve">Version 1.6 — March 2026</w:t>
       </w:r>
     </w:p>
     <w:tbl>
@@ -293,7 +293,7 @@
                 <w:sz w:val="22"/>
                 <w:szCs w:val="22"/>
               </w:rPr>
-              <w:t xml:space="preserve">3,758</w:t>
+              <w:t xml:space="preserve">4,290</w:t>
             </w:r>
           </w:p>
         </w:tc>

--- a/docs/Colvio_Security_Audit.docx
+++ b/docs/Colvio_Security_Audit.docx
@@ -63,7 +63,7 @@
           <w:sz w:val="22"/>
           <w:szCs w:val="22"/>
         </w:rPr>
-        <w:t xml:space="preserve">Audited through v1.10.26  ·  June 2026</w:t>
+        <w:t xml:space="preserve">Audited through v1.11.7  ·  June 2026</w:t>
       </w:r>
     </w:p>
     <w:p>
@@ -3681,7 +3681,7 @@
         <w:sz w:val="17"/>
         <w:szCs w:val="17"/>
       </w:rPr>
-      <w:t xml:space="preserve">Colvio v1.10.26 — Security Audit  —  </w:t>
+      <w:t xml:space="preserve">Colvio v1.11.7 — Security Audit  —  </w:t>
     </w:r>
     <w:r>
       <w:rPr>
